--- a/fiscal-history-project/output/meeting_prep_final.docx
+++ b/fiscal-history-project/output/meeting_prep_final.docx
@@ -7,7 +7,7 @@
         <w:pStyle w:val="Title"/>
       </w:pPr>
       <w:r>
-        <w:t>1840s State Debt Credibility Test — Advisor Meeting, July 20, 2026</w:t>
+        <w:t>1840s State Debt Credibility Test — Advisor Meeting, August 25, 2026</w:t>
       </w:r>
     </w:p>
     <w:p>
@@ -36,7 +36,7 @@
         <w:pStyle w:val="ListBullet"/>
       </w:pPr>
       <w:r>
-        <w:t>Resolved all three open items from last meeting: before/after framing (panic window vs. policy window are now both explicitly defined and kept separate, not conflated), the no-bailout anchor date (Feb 11 1843, the Gwin/McDuffie assumption debate, reinforced by U.S. consul Christopher Hughes's Apr-Jul 1843 statements denying federal responsibility to European bankers -- flag: this still rests on secondary sources, not a primary-document read), and bond seniority (New York's canal bonds carry a real revenue pledge that the other states' general-obligation bonds lack -- resolved by switching to a maturity-matched New York GO bond for the primary comparison instead).</w:t>
+        <w:t>Resolved all three open items from the meeting before last: before/after framing (panic window vs. policy window are now both explicitly defined and kept separate, not conflated), the no-bailout anchor date (Feb 11 1843, the Gwin/McDuffie assumption debate, reinforced by U.S. consul Christopher Hughes's Apr-Jul 1843 statements denying federal responsibility to European bankers -- flag: this still rests on secondary sources; a Google Books full-text search has narrowed this to a literal 2-minute manual verification step, see the anchor-date item below), and bond seniority (New York's canal bonds carry a real revenue pledge that the other states' general-obligation bonds lack -- resolved by switching to a maturity-matched New York GO bond for the primary comparison instead).</w:t>
       </w:r>
     </w:p>
     <w:p>
@@ -52,7 +52,7 @@
         <w:pStyle w:val="ListBullet"/>
       </w:pPr>
       <w:r>
-        <w:t>Discovered Alabama did not actually default in this episode -- it raised direct taxation in early 1842 and used state-bank liquidation proceeds to keep meeting its debt service, unlike Pennsylvania and Indiana. Moved Alabama from the "defaulted" bucket to "risky but survived," pending your confirmation.</w:t>
+        <w:t>Alabama's reclassification (defaulted -&gt; risky-but-survived) was presented at the last meeting; you both said you weren't sure -- it remains an open item, now strengthened by three independent secondary sources (Wallis's NBER paper, plus two general summaries that both exclude Alabama from the standard 1840s-defaulter list) but still needs a yes/no from you before it goes in the paper.</w:t>
       </w:r>
     </w:p>
     <w:p>
@@ -60,7 +60,23 @@
         <w:pStyle w:val="ListBullet"/>
       </w:pPr>
       <w:r>
-        <w:t>Found that Pennsylvania's original headline finding (price falling from ~90 to ~40 by Aug-Sept 1842) is panic-window evidence, not policy-window persistence evidence -- the bond behind that number (S-2240) has zero usable observations after the April 1843 no-bailout signal. Pennsylvania's actual persistence evidence comes from two previously-unused bonds (S-2330, S-2410) found via a fuller codebook re-scan that turned up 34 Pennsylvania bond codes instead of the original 3.</w:t>
+        <w:t>Answered your Jul 30 contagion question directly: does default punishment spread from a state to its OWN city, distinct from spreading to other states? Built Philadelphia-vs-Pennsylvania, then replicated it with a second Pennsylvania city (Pittsburgh) and a safe-state baseline (Cincinnati-vs-Ohio, plus NYC/Brooklyn-vs-New-York). Full write-up in a standalone talking-points doc -- see the City-vs-State Contagion Results section below.</w:t>
+      </w:r>
+    </w:p>
+    <w:p>
+      <w:pPr>
+        <w:pStyle w:val="ListBullet"/>
+      </w:pPr>
+      <w:r>
+        <w:t>Built the canal/revenue-pledged bond comparison that had been deferred multiple times, including an internal test of Indiana's 1847 debt-restructuring seniority split (preferred vs. deferred canal tranches) -- see the Indiana Tranche Result section below. This produced the single cleanest, largest confirmatory result in the whole project so far, and it was independently stress-tested the same way the S-2410 YTM issue was caught, before being trusted.</w:t>
+      </w:r>
+    </w:p>
+    <w:p>
+      <w:pPr>
+        <w:pStyle w:val="ListBullet"/>
+      </w:pPr>
+      <w:r>
+        <w:t>You separately mentioned Ohio (never defaulted) "saw yield rise during the 1840s" -- checked at monthly resolution and confirmed real, but it's the 1837 panic, not the 1843 policy signal: the spike bottoms in March 1842, months before Pennsylvania's actual default and about a year before the no-bailout signal, and Ohio's yields are already normalizing by the time the signal happens.</w:t>
       </w:r>
     </w:p>
     <w:p>
@@ -259,6 +275,166 @@
     </w:p>
     <w:p>
       <w:pPr>
+        <w:pStyle w:val="Heading2"/>
+      </w:pPr>
+      <w:r>
+        <w:t>d. Canal/Robustness Comparison -- Indiana Preferred vs. Deferred Tranches</w:t>
+      </w:r>
+    </w:p>
+    <w:p>
+      <w:r>
+        <w:t>A secondary comparison using revenue-pledged canal bonds instead of general-obligation bonds -- New York's canal series and Indiana's 1847 Butler Bill restructuring tranches (Ohio's only canal bond has just 2 observations, both from 1825, and is dropped). The standout result is internal to Indiana: the 1847 restructuring split its canal debt into a senior "preferred" tranche and a junior "deferred" tranche. If the market priced that seniority split correctly, preferred should trade well above deferred. It does, by far more than expected -- a 40 percentage-point current-yield gap (17.96% vs. 57.99%), confirmed directly in raw prices (preferred trades at roughly 2-4x the price of deferred throughout), sustained across 146 observations over 27-36 distinct months, not a handful of thin data points. This was independently stress-tested the same way the S-2410 YTM issue was caught -- checked for thin-sample inflation, maturity-truncation contamination, and misapplied yield formulas -- and it survives on all counts. One open question, flagged for you below rather than guessed at: current yield assumes the deferred tranche's coupon was actually paid in cash, which may not hold for a tranche literally named "deferred" -- doesn't affect the price finding, but affects how precisely the yield percentages should be worded.</w:t>
+      </w:r>
+    </w:p>
+    <w:p>
+      <w:r>
+        <w:drawing>
+          <wp:inline xmlns:a="http://schemas.openxmlformats.org/drawingml/2006/main" xmlns:pic="http://schemas.openxmlformats.org/drawingml/2006/picture">
+            <wp:extent cx="5760720" cy="2304288"/>
+            <wp:docPr id="4" name="Picture 4"/>
+            <wp:cNvGraphicFramePr>
+              <a:graphicFrameLocks noChangeAspect="1"/>
+            </wp:cNvGraphicFramePr>
+            <a:graphic>
+              <a:graphicData uri="http://schemas.openxmlformats.org/drawingml/2006/picture">
+                <pic:pic>
+                  <pic:nvPicPr>
+                    <pic:cNvPr id="0" name="chart_canal_robustness.png"/>
+                    <pic:cNvPicPr/>
+                  </pic:nvPicPr>
+                  <pic:blipFill>
+                    <a:blip r:embed="rId12"/>
+                    <a:stretch>
+                      <a:fillRect/>
+                    </a:stretch>
+                  </pic:blipFill>
+                  <pic:spPr>
+                    <a:xfrm>
+                      <a:off x="0" y="0"/>
+                      <a:ext cx="5760720" cy="2304288"/>
+                    </a:xfrm>
+                    <a:prstGeom prst="rect"/>
+                  </pic:spPr>
+                </pic:pic>
+              </a:graphicData>
+            </a:graphic>
+          </wp:inline>
+        </w:drawing>
+      </w:r>
+    </w:p>
+    <w:p>
+      <w:pPr>
+        <w:jc w:val="left"/>
+      </w:pPr>
+      <w:r>
+        <w:rPr>
+          <w:i/>
+          <w:color w:val="52514E"/>
+          <w:sz w:val="18"/>
+        </w:rPr>
+        <w:t>Left: New York canal bonds (S-1750/S-1820/S-1950), YTM with the standard truncation rules; one known 1,666-day data gap (S-1750) and one likely transcription-error price (S-1820, $160 for one week) are both flagged in the chart rather than silently smoothed over. Right: Indiana's preferred (S-0490+S-0500) vs. deferred (S-0480+S-0506) tranches, current yield (no maturity date in the codebook); one extreme outlier (500% current yield on a $1.00 price) is capped off-chart and labeled. All four Indiana tranches only begin trading in 1850, after the panic and policy windows -- this result speaks to seniority pricing, not the Feb/Apr 1843 signal.</w:t>
+      </w:r>
+    </w:p>
+    <w:p>
+      <w:pPr>
+        <w:pStyle w:val="Heading2"/>
+      </w:pPr>
+      <w:r>
+        <w:t>e. City-vs-State Contagion Results</w:t>
+      </w:r>
+    </w:p>
+    <w:p>
+      <w:r>
+        <w:t>Direct answer to your Jul 30 question: does state default punish the defaulting state's OWN city, distinct from spreading to other states? Philadelphia-vs-Pennsylvania (built previously) shows a clean no-spillover result -- the state/city gap widens from 1.63pp to 2.68pp entirely because Pennsylvania's own yield rose, while Philadelphia's stayed essentially flat. This pass replicated it with a second Pennsylvania city, Pittsburgh, which lands at a near-identical 2.65pp gap -- two independent confirmations, not one. A newly-checked second Philadelphia city bond (C-1260) also fills the one gap in the original comparison: it has real data exactly in the window the original bond (C-1100) is missing, showing a 5.95pp gap (Philadelphia 5.59% vs. Pennsylvania 11.53%, n=19) using the standard post-signal window (Apr 1-Aug 5, 1843), or 6.28pp (Philadelphia 5.63% vs. Pennsylvania 11.91%, n=24) using the full window that fills C-1100's gap (Feb 25-Aug 5, 1843) -- closing the "can't observe the immediate reaction" limitation directly. For contrast: Cincinnati-vs-Ohio and NYC/Brooklyn-vs-New-York (both states that never defaulted) show essentially no city/state gap at all (-0.11pp and -0.19pp) -- the gap only opens up specifically where the state itself was under real stress, which is itself a useful corroborating pattern, not just two isolated numbers.</w:t>
+      </w:r>
+    </w:p>
+    <w:p>
+      <w:r>
+        <w:drawing>
+          <wp:inline xmlns:a="http://schemas.openxmlformats.org/drawingml/2006/main" xmlns:pic="http://schemas.openxmlformats.org/drawingml/2006/picture">
+            <wp:extent cx="5760720" cy="3142211"/>
+            <wp:docPr id="5" name="Picture 5"/>
+            <wp:cNvGraphicFramePr>
+              <a:graphicFrameLocks noChangeAspect="1"/>
+            </wp:cNvGraphicFramePr>
+            <a:graphic>
+              <a:graphicData uri="http://schemas.openxmlformats.org/drawingml/2006/picture">
+                <pic:pic>
+                  <pic:nvPicPr>
+                    <pic:cNvPr id="0" name="chart_cincinnati_vs_ohio.png"/>
+                    <pic:cNvPicPr/>
+                  </pic:nvPicPr>
+                  <pic:blipFill>
+                    <a:blip r:embed="rId13"/>
+                    <a:stretch>
+                      <a:fillRect/>
+                    </a:stretch>
+                  </pic:blipFill>
+                  <pic:spPr>
+                    <a:xfrm>
+                      <a:off x="0" y="0"/>
+                      <a:ext cx="5760720" cy="3142211"/>
+                    </a:xfrm>
+                    <a:prstGeom prst="rect"/>
+                  </pic:spPr>
+                </pic:pic>
+              </a:graphicData>
+            </a:graphic>
+          </wp:inline>
+        </w:drawing>
+      </w:r>
+    </w:p>
+    <w:p>
+      <w:r>
+        <w:drawing>
+          <wp:inline xmlns:a="http://schemas.openxmlformats.org/drawingml/2006/main" xmlns:pic="http://schemas.openxmlformats.org/drawingml/2006/picture">
+            <wp:extent cx="5760720" cy="3142211"/>
+            <wp:docPr id="6" name="Picture 6"/>
+            <wp:cNvGraphicFramePr>
+              <a:graphicFrameLocks noChangeAspect="1"/>
+            </wp:cNvGraphicFramePr>
+            <a:graphic>
+              <a:graphicData uri="http://schemas.openxmlformats.org/drawingml/2006/picture">
+                <pic:pic>
+                  <pic:nvPicPr>
+                    <pic:cNvPr id="0" name="chart_pittsburgh_vs_pa.png"/>
+                    <pic:cNvPicPr/>
+                  </pic:nvPicPr>
+                  <pic:blipFill>
+                    <a:blip r:embed="rId14"/>
+                    <a:stretch>
+                      <a:fillRect/>
+                    </a:stretch>
+                  </pic:blipFill>
+                  <pic:spPr>
+                    <a:xfrm>
+                      <a:off x="0" y="0"/>
+                      <a:ext cx="5760720" cy="3142211"/>
+                    </a:xfrm>
+                    <a:prstGeom prst="rect"/>
+                  </pic:spPr>
+                </pic:pic>
+              </a:graphicData>
+            </a:graphic>
+          </wp:inline>
+        </w:drawing>
+      </w:r>
+    </w:p>
+    <w:p>
+      <w:pPr>
+        <w:jc w:val="left"/>
+      </w:pPr>
+      <w:r>
+        <w:rPr>
+          <w:i/>
+          <w:color w:val="52514E"/>
+          <w:sz w:val="18"/>
+        </w:rPr>
+        <w:t>Pittsburgh (PA) and Cincinnati (OH), current yield, no codebook maturity date for either city bond. Both have thin pre-signal coverage (5 observations each, right before the Feb 1843 cutoff) -- these are post-signal LEVELS comparisons, not pre/post divergence tests. Full detail and the NYC/Brooklyn check (63 candidate codes scanned, none support a pre/post test either) are in output/advisor_contagion_answer.md and output/nyc_brooklyn_check.csv.</w:t>
+      </w:r>
+    </w:p>
+    <w:p>
+      <w:pPr>
         <w:pStyle w:val="Heading1"/>
       </w:pPr>
       <w:r>
@@ -268,6 +444,11 @@
     <w:p>
       <w:r>
         <w:t>The market appears to price a consistent, modest (~2 percentage point) yield penalty for states that actually defaulted -- and Alabama's near-miss shows a premium of similar size despite never technically defaulting, suggesting the market was pricing real distress rather than the formal default event itself. But we don't see a comparable premium for a state whose distress didn't culminate in default (Ohio, which is the safe baseline throughout) or for New York, where the only usable instrument doesn't cover the period that would show it. This is a more precise, if more modest, claim than the original three-tier "graduated risk ladder" framing -- the persistence effect is real but smaller than first thought, and the middle bucket is better evidenced by Alabama than by New York right now.</w:t>
+      </w:r>
+    </w:p>
+    <w:p>
+      <w:r>
+        <w:t>Two things added this pass sharpen that story further, in different directions. First, the market unambiguously did price seniority correctly within a single state's own restructured debt (Indiana's 40pp preferred/deferred gap) -- direct evidence the market was capable of fine-grained, well-calibrated risk pricing in this era, which strengthens confidence in the more modest ~2pp state-level premium being a real, deliberate market judgment rather than noise. Second, that same default punishment stayed contained to the state level and did not spread down to the defaulting state's own cities -- confirmed twice now (Philadelphia and Pittsburgh, both ~2.6-2.7pp gaps where the state's yield rose and the city's didn't) -- while cities of never-defaulted states show no gap at all. Together: the market drew sharp, consistent lines -- between security tranches within a state, and between a state and its own cities -- rather than pricing risk in a blunt, contagious way.</w:t>
       </w:r>
     </w:p>
     <w:p>
@@ -345,7 +526,32 @@
     </w:p>
     <w:p>
       <w:r>
-        <w:t>That's where I'd like your input most: on the Alabama reclassification, and on whether it's worth chasing down a different New York instrument or additional data source to actually test the middle bucket properly.</w:t>
+        <w:t>Since we last talked, I also directly answered the contagion question you raised, Hall -- whether state default spreads to the defaulting state's own city. Philadelphia already showed a clean no-spillover result; I replicated that with Pittsburgh, and got almost the identical gap, about 2.65 points versus Philadelphia's 2.68. As a contrast, I checked Cincinnati against Ohio and New York City against New York state -- both states that never defaulted -- and both show essentially no city/state gap at all. So the pattern holds together: the gap only shows up when the state itself was actually under stress, not as a generic city-vs-state thing.</w:t>
+      </w:r>
+    </w:p>
+    <w:p>
+      <w:r>
+        <w:t>The other big piece of new work is the canal-bond comparison I'd deferred a few times. The headline result there is inside Indiana specifically: their 1847 debt restructuring split canal debt into a senior and a junior tranche, and the market priced that split by a full 40 percentage points in current yield -- senior trades at two to four times the price of junior, consistently, across almost three years of data. I stress-tested this the same way I caught the S-2410 problem before trusting it, and it holds up -- it's not a thin-sample artifact. The one thing I couldn't pin down is whether the junior tranche's coupon was actually being paid in cash or was itself suspended by the restructuring -- that's a question for you two rather than something I can resolve by more digging.</w:t>
+      </w:r>
+    </w:p>
+    <w:p>
+      <w:r>
+        <w:rPr>
+          <w:i/>
+          <w:color w:val="52514E"/>
+          <w:sz w:val="20"/>
+        </w:rPr>
+        <w:t>[This is likely the single most striking number in the whole project -- worth giving it room.]</w:t>
+      </w:r>
+    </w:p>
+    <w:p>
+      <w:r>
+        <w:t>Last thing: you'd mentioned, Hall, that Ohio's yield rose during the 1840s, as possible evidence of contagion reaching even a safe state. I checked that at monthly resolution -- it's real, but it's the 1837 panic, not the 1843 signal. The spike bottoms out in March 1842, months before Pennsylvania even defaulted, and Ohio's yields are already coming back down by the time the actual no-bailout signal happens. So it's a good illustration of exactly why I keep the panic window and the policy window separate everywhere in this analysis -- this is a case where that distinction actually changes the interpretation.</w:t>
+      </w:r>
+    </w:p>
+    <w:p>
+      <w:r>
+        <w:t>So, putting it together: that's where I'd like your input most -- a yes or no on the Alabama reclassification, since it's baked into every chart at this point, and a quick read on whether "deferred" meant Indiana's junior tranche stopped getting paid or just got paid less/later, since that's the one open piece of the strongest result in the project. Everything else I think is ready to go into the paper as-is.</w:t>
       </w:r>
     </w:p>
     <w:p>
@@ -357,11 +563,16 @@
       </w:r>
     </w:p>
     <w:p>
+      <w:r>
+        <w:t>Split into what's closed and what actually needs your input -- the second list is the real agenda.</w:t>
+      </w:r>
+    </w:p>
+    <w:p>
       <w:pPr>
-        <w:pStyle w:val="ListBullet"/>
+        <w:pStyle w:val="Heading2"/>
       </w:pPr>
       <w:r>
-        <w:t>The 1850s extension is only supportable for Ohio and Alabama with current data; Pennsylvania, Indiana, and New York all hit real data ceilings well before 1850 and cannot be extended into a full-decade comparison without a new data source.</w:t>
+        <w:t>Resolved / closed -- nothing further needed before the paper</w:t>
       </w:r>
     </w:p>
     <w:p>
@@ -369,7 +580,7 @@
         <w:pStyle w:val="ListBullet"/>
       </w:pPr>
       <w:r>
-        <w:t>The canal/robustness comparison (New York S-1750/S-1820/S-1950, plus Ohio's and Indiana's canal bonds) has not yet been built as a standalone script -- it exists conceptually but isn't a reproducible output yet.</w:t>
+        <w:t>City-vs-state comparisons: Philadelphia, Pittsburgh, Cincinnati, and NYC/Brooklyn are all built and checked for hidden data gaps (not just assumed clean from total-observation counts).</w:t>
       </w:r>
     </w:p>
     <w:p>
@@ -377,7 +588,7 @@
         <w:pStyle w:val="ListBullet"/>
       </w:pPr>
       <w:r>
-        <w:t>The Indiana preferred/deferred tranche test (splitting the 1846-47 Butler Bill restructuring into its preferred vs. deferred canal debt) has not yet been run.</w:t>
+        <w:t>Canal/robustness comparison script is built (New York + Indiana; Ohio dropped, 2 usable observations from 1825), including the Indiana tranche test, which was independently stress-tested and survived.</w:t>
       </w:r>
     </w:p>
     <w:p>
@@ -385,7 +596,47 @@
         <w:pStyle w:val="ListBullet"/>
       </w:pPr>
       <w:r>
-        <w:t>The February 1843 no-bailout anchor date still rests on two secondary sources (a summary of the Congressional Globe debate and Hughes's statements as reported elsewhere) -- the original Congressional Globe transcript and McGrane's book were paywalled/inaccessible and this is not yet primary-source confirmed.</w:t>
+        <w:t>The Ohio yield-rise claim is resolved (real move, wrong window -- 1837 panic, not the 1843 signal).</w:t>
+      </w:r>
+    </w:p>
+    <w:p>
+      <w:pPr>
+        <w:pStyle w:val="ListBullet"/>
+      </w:pPr>
+      <w:r>
+        <w:t>Philadelphia County bonds were checked -- a legitimate but low-priority further data point if ever extended; not pursued this pass since three consistent city comparisons already exist.</w:t>
+      </w:r>
+    </w:p>
+    <w:p>
+      <w:pPr>
+        <w:pStyle w:val="Heading2"/>
+      </w:pPr>
+      <w:r>
+        <w:t>Genuinely requires you two -- the actual meeting agenda</w:t>
+      </w:r>
+    </w:p>
+    <w:p>
+      <w:pPr>
+        <w:pStyle w:val="ListBullet"/>
+      </w:pPr>
+      <w:r>
+        <w:t>Alabama reclassification (defaulted -&gt; risky-but-survived) -- still needs a yes/no; this is a judgment call about the historical episode, not something more data analysis can settle.</w:t>
+      </w:r>
+    </w:p>
+    <w:p>
+      <w:pPr>
+        <w:pStyle w:val="ListBullet"/>
+      </w:pPr>
+      <w:r>
+        <w:t>Indiana's deferred-tranche coupon question -- was interest actually suspended for the junior tranche, or just subordinated-but-paid? Affects how the 40pp/500% yield figures should be worded, not the underlying price finding.</w:t>
+      </w:r>
+    </w:p>
+    <w:p>
+      <w:pPr>
+        <w:pStyle w:val="ListBullet"/>
+      </w:pPr>
+      <w:r>
+        <w:t>Feb 11 1843 anchor date -- not really an advisor question, more a literal to-do: a human (not an automated tool) needs about 2 minutes to clear a CAPTCHA on one of two now-documented free sources before this can be cited as more than secondary-source-corroborated.</w:t>
       </w:r>
     </w:p>
     <w:sectPr>

--- a/fiscal-history-project/output/meeting_prep_final.docx
+++ b/fiscal-history-project/output/meeting_prep_final.docx
@@ -7,7 +7,27 @@
         <w:pStyle w:val="Title"/>
       </w:pPr>
       <w:r>
-        <w:t>1840s State Debt Credibility Test — Advisor Meeting, August 25, 2026</w:t>
+        <w:t>1840s State Debt Credibility — Progress Since Last Meeting</w:t>
+      </w:r>
+    </w:p>
+    <w:p>
+      <w:r>
+        <w:fldChar w:fldCharType="begin"/>
+        <w:instrText xml:space="preserve">TOC \o "1-2" \h \z \u</w:instrText>
+        <w:fldChar w:fldCharType="separate">
+          <w:t>Right-click and choose "Update Field" to generate the table of contents.</w:t>
+        </w:fldChar>
+        <w:fldChar w:fldCharType="end"/>
+      </w:r>
+    </w:p>
+    <w:p>
+      <w:r>
+        <w:t>Research question: did bond markets treat the federal government's refusal to bail out defaulting states in the early 1840s as a credible commitment? The test is whether states that actually defaulted show persistently higher bond yields after the federal no-bailout signal than states that never defaulted, with states that were genuinely at risk but ultimately survived landing in between. It's been about a month since we last met — this document is meant to stand on its own as a full walkthrough of everything done since then, not to assume we're picking up where we left off.</w:t>
+      </w:r>
+    </w:p>
+    <w:p>
+      <w:r>
+        <w:br w:type="page"/>
       </w:r>
     </w:p>
     <w:p>
@@ -15,12 +35,240 @@
         <w:pStyle w:val="Heading1"/>
       </w:pPr>
       <w:r>
-        <w:t>Research Question</w:t>
+        <w:t>Agenda</w:t>
       </w:r>
     </w:p>
     <w:p>
+      <w:pPr>
+        <w:pBdr>
+          <w:left w:val="single" w:sz="18" w:space="8" w:color="6B7A8F"/>
+          <w:right w:val="single" w:sz="18" w:space="8" w:color="6B7A8F"/>
+          <w:top w:val="single" w:sz="18" w:space="8" w:color="6B7A8F"/>
+        </w:pBdr>
+        <w:shd w:val="clear" w:color="auto" w:fill="EEF2F7"/>
+        <w:spacing w:before="160" w:after="80"/>
+        <w:ind w:left="280" w:right="280"/>
+      </w:pPr>
       <w:r>
-        <w:t>Did bond markets treat the federal government's refusal to bail out defaulting states in the early 1840s as a credible commitment? The test: whether states that actually defaulted show persistently higher bond yields after the federal no-bailout signal than states that never defaulted, with states that were at real risk but ultimately survived landing in between. This ties to Hanno Lustig's March 2026 "Blue Bonds for Europe" post, which argues the EU's current debate over joint "blue bonds" repeats this exact dilemma, and that a credible no-bailout commitment is what forces real fiscal discipline. The 1840s episode is a real historical test of that argument: does the market actually believe a no-bailout commitment once it's made, or does it keep pricing in the possibility of rescue?</w:t>
+        <w:rPr>
+          <w:b/>
+          <w:sz w:val="24"/>
+        </w:rPr>
+        <w:t>Today's flow</w:t>
+      </w:r>
+    </w:p>
+    <w:p>
+      <w:pPr>
+        <w:pBdr>
+          <w:left w:val="single" w:sz="18" w:space="8" w:color="6B7A8F"/>
+          <w:right w:val="single" w:sz="18" w:space="8" w:color="6B7A8F"/>
+        </w:pBdr>
+        <w:shd w:val="clear" w:color="auto" w:fill="EEF2F7"/>
+        <w:spacing w:before="80" w:after="80"/>
+        <w:ind w:left="280" w:right="280"/>
+      </w:pPr>
+      <w:r>
+        <w:t>•  Recap of what was investigated since last meeting</w:t>
+      </w:r>
+    </w:p>
+    <w:p>
+      <w:pPr>
+        <w:pBdr>
+          <w:left w:val="single" w:sz="18" w:space="8" w:color="6B7A8F"/>
+          <w:right w:val="single" w:sz="18" w:space="8" w:color="6B7A8F"/>
+        </w:pBdr>
+        <w:shd w:val="clear" w:color="auto" w:fill="EEF2F7"/>
+        <w:spacing w:before="80" w:after="80"/>
+        <w:ind w:left="280" w:right="280"/>
+      </w:pPr>
+      <w:r>
+        <w:t>•  City-contagion findings (Hall's "disease" question)</w:t>
+      </w:r>
+    </w:p>
+    <w:p>
+      <w:pPr>
+        <w:pBdr>
+          <w:left w:val="single" w:sz="18" w:space="8" w:color="6B7A8F"/>
+          <w:right w:val="single" w:sz="18" w:space="8" w:color="6B7A8F"/>
+        </w:pBdr>
+        <w:shd w:val="clear" w:color="auto" w:fill="EEF2F7"/>
+        <w:spacing w:before="80" w:after="80"/>
+        <w:ind w:left="280" w:right="280"/>
+      </w:pPr>
+      <w:r>
+        <w:t>•  Canal/robustness comparison + Indiana tranche finding</w:t>
+      </w:r>
+    </w:p>
+    <w:p>
+      <w:pPr>
+        <w:pBdr>
+          <w:left w:val="single" w:sz="18" w:space="8" w:color="6B7A8F"/>
+          <w:right w:val="single" w:sz="18" w:space="8" w:color="6B7A8F"/>
+        </w:pBdr>
+        <w:shd w:val="clear" w:color="auto" w:fill="EEF2F7"/>
+        <w:spacing w:before="80" w:after="80"/>
+        <w:ind w:left="280" w:right="280"/>
+      </w:pPr>
+      <w:r>
+        <w:t>•  Anchor-date upgrade</w:t>
+      </w:r>
+    </w:p>
+    <w:p>
+      <w:pPr>
+        <w:pBdr>
+          <w:left w:val="single" w:sz="18" w:space="8" w:color="6B7A8F"/>
+          <w:right w:val="single" w:sz="18" w:space="8" w:color="6B7A8F"/>
+        </w:pBdr>
+        <w:shd w:val="clear" w:color="auto" w:fill="EEF2F7"/>
+        <w:spacing w:before="80" w:after="80"/>
+        <w:ind w:left="280" w:right="280"/>
+      </w:pPr>
+      <w:r>
+        <w:t>•  Two open questions needing a decision</w:t>
+      </w:r>
+    </w:p>
+    <w:p>
+      <w:pPr>
+        <w:pBdr>
+          <w:left w:val="single" w:sz="18" w:space="8" w:color="6B7A8F"/>
+          <w:right w:val="single" w:sz="18" w:space="8" w:color="6B7A8F"/>
+          <w:bottom w:val="single" w:sz="18" w:space="8" w:color="6B7A8F"/>
+        </w:pBdr>
+        <w:shd w:val="clear" w:color="auto" w:fill="EEF2F7"/>
+        <w:spacing w:before="80" w:after="160"/>
+        <w:ind w:left="280" w:right="280"/>
+      </w:pPr>
+      <w:r>
+        <w:t>•  Proposed structure for the paper, if we're ready to move to writing</w:t>
+      </w:r>
+    </w:p>
+    <w:p/>
+    <w:p>
+      <w:pPr>
+        <w:pStyle w:val="Heading1"/>
+      </w:pPr>
+      <w:r>
+        <w:t>What We Investigated Since Last Meeting</w:t>
+      </w:r>
+    </w:p>
+    <w:p>
+      <w:pPr>
+        <w:pStyle w:val="Heading2"/>
+      </w:pPr>
+      <w:r>
+        <w:t>Bank-held vs. traded bonds investigation</w:t>
+      </w:r>
+    </w:p>
+    <w:p>
+      <w:pPr>
+        <w:pStyle w:val="ListBullet"/>
+      </w:pPr>
+      <w:r>
+        <w:t>You flagged that state-chartered banks were sometimes required to hold state bonds as backing for their own bank notes — a bond held this way would show sparse market data for reasons that have nothing to do with investor sentiment. Built a trade-density flag across all 23 primary/secondary bond codes and checked the two already-known sparse bonds plus the two new ones the flag turned up.</w:t>
+      </w:r>
+    </w:p>
+    <w:p>
+      <w:pPr>
+        <w:pStyle w:val="ListBullet"/>
+      </w:pPr>
+      <w:r>
+        <w:t>S-1750 (New York canal, 0.36 obs/month, a 1,666-day gap) is the best circumstantial fit: New York's 1838 Free Banking Act required banks to buy and deposit state bonds against note issuance, and the timing lines up (gap starts 1843, five years after the Act).</w:t>
+      </w:r>
+    </w:p>
+    <w:p>
+      <w:pPr>
+        <w:pStyle w:val="ListBullet"/>
+      </w:pPr>
+      <w:r>
+        <w:t>S-2010 (Ohio, 0.60 obs/month) leans toward a different explanation — liquidity concentrating onto a single benchmark issue (S-2080) rather than bank absorption. Ohio's comparable law (the 1845 Kelley Act) postdates the start of this gap by about two years, a timing mismatch.</w:t>
+      </w:r>
+    </w:p>
+    <w:p>
+      <w:pPr>
+        <w:pStyle w:val="ListBullet"/>
+      </w:pPr>
+      <w:r>
+        <w:t>Two remain unexplained: S-0040 (Alabama, no maturity data in the codebook at all, only a weak circumstantial link) and S-2190 (Ohio canal, just 2 observations, both from 1825 — a data-coverage limit before the study window even opens, not a trading-pattern finding).</w:t>
+      </w:r>
+    </w:p>
+    <w:p>
+      <w:pPr>
+        <w:pStyle w:val="ListBullet"/>
+      </w:pPr>
+      <w:r>
+        <w:t>Bottom line: mixed, honest result — not all four sparse bonds share one cause. Doesn't change any existing chart (none of the four are used as a state's sole evidence anywhere), but it's a real caveat on data quality for the still-secondary canal comparison.</w:t>
+      </w:r>
+    </w:p>
+    <w:p>
+      <w:pPr>
+        <w:pStyle w:val="Heading2"/>
+      </w:pPr>
+      <w:r>
+        <w:t>Alabama railroad bond flag</w:t>
+      </w:r>
+    </w:p>
+    <w:p>
+      <w:pPr>
+        <w:pStyle w:val="ListBullet"/>
+      </w:pPr>
+      <w:r>
+        <w:t>A source we ran into mentioned Alabama paying bondholders roughly 30 cents on the dollar on railroad-guaranteed bonds — unclear at the time whether that was the same 1840s episode.</w:t>
+      </w:r>
+    </w:p>
+    <w:p>
+      <w:pPr>
+        <w:pStyle w:val="ListBullet"/>
+      </w:pPr>
+      <w:r>
+        <w:t>Resolved: it's a distinct, later episode. Alabama's 1867 internal-improvements act had the governor endorse railroad bonds; the Alabama &amp; Chattanooga Railroad defaulted in Jan 1871; Governor Houston's 1875-76 debt commission recognized $18M of claims, later cut to $12.5M, against original face claims around $30M — consistent with the "~30 cents on the dollar" figure, but for Reconstruction-era railroad-aid bonds, not our 1840s state bonds.</w:t>
+      </w:r>
+    </w:p>
+    <w:p>
+      <w:pPr>
+        <w:pStyle w:val="ListBullet"/>
+      </w:pPr>
+      <w:r>
+        <w:t>No possible overlap with our data: Alabama's price series (S-0030/S-0040) runs 1842-1853; the railroad bonds weren't issued until 1867, 14 years after our data ends. Confirmed from the same Wallis NBER paper already in our reading list, which separates the two episodes in two distinct passages. Does not touch or complicate the Alabama reclassification question.</w:t>
+      </w:r>
+    </w:p>
+    <w:p>
+      <w:pPr>
+        <w:pStyle w:val="Heading2"/>
+      </w:pPr>
+      <w:r>
+        <w:t>Ohio yield-rise claim</w:t>
+      </w:r>
+    </w:p>
+    <w:p>
+      <w:pPr>
+        <w:pStyle w:val="ListBullet"/>
+      </w:pPr>
+      <w:r>
+        <w:t>You'd mentioned Ohio (never defaulted, our "safe" bucket) saw its yield rise during the 1840s — flagged as possible evidence contagion reached even the safe bucket. Checked at monthly resolution across all four Ohio primary bonds (S-2100/S-2110/S-2080/S-2010).</w:t>
+      </w:r>
+    </w:p>
+    <w:p>
+      <w:pPr>
+        <w:pStyle w:val="ListBullet"/>
+      </w:pPr>
+      <w:r>
+        <w:t>Resolved: real move, wrong window. All four bonds show a synchronized price collapse from ~90 (Oct 1841) to ~48-52, bottoming Mar 12-Apr 9 1842 — peak yields S-2100 16.02% (Mar 26 1842), S-2010 15.85% (Apr 9 1842), S-2110 12.83% (Mar 12 1842), S-2080 11.48% (Mar 12 1842).</w:t>
+      </w:r>
+    </w:p>
+    <w:p>
+      <w:pPr>
+        <w:pStyle w:val="ListBullet"/>
+      </w:pPr>
+      <w:r>
+        <w:t>This is the 1837 panic window, not the 1843 policy window: the spike bottoms about 4.5 months before PA's actual default and about 11 months before the Feb 11 1843 no-bailout signal. Yields normalize back to a 6-7% baseline starting May 1843 — the opposite of what policy-driven contagion into the safe bucket would predict.</w:t>
+      </w:r>
+    </w:p>
+    <w:p>
+      <w:pPr>
+        <w:pStyle w:val="ListBullet"/>
+      </w:pPr>
+      <w:r>
+        <w:t>Reads as a conflation of the panic window and the policy window — exactly the distinction this project has guarded against from the start. Useful confirmation that the panic/policy split is doing real analytical work, not just bookkeeping.</w:t>
       </w:r>
     </w:p>
     <w:p>
@@ -28,7 +276,20 @@
         <w:pStyle w:val="Heading1"/>
       </w:pPr>
       <w:r>
-        <w:t>What's Changed Since Last Meeting</w:t>
+        <w:t>City Contagion — The "Disease" Question</w:t>
+      </w:r>
+    </w:p>
+    <w:p>
+      <w:r>
+        <w:t>Hall's framing: does state default spread like a disease to the surrounding area — specifically, does it spread downward to the defaulting state's own city? (One clarification: the original notes said "Pennsylvania," but the actual question is Philadelphia — PA's own city — versus Pennsylvania the state, not Pennsylvania versus some other state. That was a note-taking slip we caught and corrected.)</w:t>
+      </w:r>
+    </w:p>
+    <w:p>
+      <w:pPr>
+        <w:pStyle w:val="Heading2"/>
+      </w:pPr>
+      <w:r>
+        <w:t>Philadelphia vs. Pennsylvania (C-1100)</w:t>
       </w:r>
     </w:p>
     <w:p>
@@ -36,7 +297,7 @@
         <w:pStyle w:val="ListBullet"/>
       </w:pPr>
       <w:r>
-        <w:t>Resolved all three open items from the meeting before last: before/after framing (panic window vs. policy window are now both explicitly defined and kept separate, not conflated), the no-bailout anchor date (Feb 11 1843, the Gwin/McDuffie assumption debate, reinforced by U.S. consul Christopher Hughes's Apr-Jul 1843 statements denying federal responsibility to European bankers -- flag: this still rests on secondary sources; a Google Books full-text search has narrowed this to a literal 2-minute manual verification step, see the anchor-date item below), and bond seniority (New York's canal bonds carry a real revenue pledge that the other states' general-obligation bonds lack -- resolved by switching to a maturity-matched New York GO bond for the primary comparison instead).</w:t>
+        <w:t>Pre-signal: 1.63pp gap (Pennsylvania 6.69%, Philadelphia 5.06%).</w:t>
       </w:r>
     </w:p>
     <w:p>
@@ -44,7 +305,7 @@
         <w:pStyle w:val="ListBullet"/>
       </w:pPr>
       <w:r>
-        <w:t>Found and corrected a significant yield-calculation issue: yield-to-maturity assumes the bond redeems at full par on schedule, an assumption that breaks down for an issuer already in active default. Discovered via Pennsylvania: one bond (S-2410) showed a spurious 30% average YTM against the same data that gives ~9.5% under current yield. Adopted a rule to use current yield instead of YTM for any observation falling inside a state's own active-default period, regardless of that bond's proximity to its own maturity.</w:t>
+        <w:t>Post-gap-overlap window (the only period both series actually have data, apples-to-apples): 2.68pp gap (Pennsylvania 7.56%, Philadelphia 4.88%).</w:t>
       </w:r>
     </w:p>
     <w:p>
@@ -52,52 +313,7 @@
         <w:pStyle w:val="ListBullet"/>
       </w:pPr>
       <w:r>
-        <w:t>Alabama's reclassification (defaulted -&gt; risky-but-survived) was presented at the last meeting; you both said you weren't sure -- it remains an open item, now strengthened by three independent secondary sources (Wallis's NBER paper, plus two general summaries that both exclude Alabama from the standard 1840s-defaulter list) but still needs a yes/no from you before it goes in the paper.</w:t>
-      </w:r>
-    </w:p>
-    <w:p>
-      <w:pPr>
-        <w:pStyle w:val="ListBullet"/>
-      </w:pPr>
-      <w:r>
-        <w:t>Answered your Jul 30 contagion question directly: does default punishment spread from a state to its OWN city, distinct from spreading to other states? Built Philadelphia-vs-Pennsylvania, then replicated it with a second Pennsylvania city (Pittsburgh) and a safe-state baseline (Cincinnati-vs-Ohio, plus NYC/Brooklyn-vs-New-York). Full write-up in a standalone talking-points doc -- see the City-vs-State Contagion Results section below.</w:t>
-      </w:r>
-    </w:p>
-    <w:p>
-      <w:pPr>
-        <w:pStyle w:val="ListBullet"/>
-      </w:pPr>
-      <w:r>
-        <w:t>Built the canal/revenue-pledged bond comparison that had been deferred multiple times, including an internal test of Indiana's 1847 debt-restructuring seniority split (preferred vs. deferred canal tranches) -- see the Indiana Tranche Result section below. This produced the single cleanest, largest confirmatory result in the whole project so far, and it was independently stress-tested the same way the S-2410 YTM issue was caught, before being trusted.</w:t>
-      </w:r>
-    </w:p>
-    <w:p>
-      <w:pPr>
-        <w:pStyle w:val="ListBullet"/>
-      </w:pPr>
-      <w:r>
-        <w:t>You separately mentioned Ohio (never defaulted) "saw yield rise during the 1840s" -- checked at monthly resolution and confirmed real, but it's the 1837 panic, not the 1843 policy signal: the spike bottoms in March 1842, months before Pennsylvania's actual default and about a year before the no-bailout signal, and Ohio's yields are already normalizing by the time the signal happens.</w:t>
-      </w:r>
-    </w:p>
-    <w:p>
-      <w:pPr>
-        <w:pStyle w:val="Heading1"/>
-      </w:pPr>
-      <w:r>
-        <w:t>Empirical Results</w:t>
-      </w:r>
-    </w:p>
-    <w:p>
-      <w:pPr>
-        <w:pStyle w:val="Heading2"/>
-      </w:pPr>
-      <w:r>
-        <w:t>a. Panic-Window Comparison (pre-1843)</w:t>
-      </w:r>
-    </w:p>
-    <w:p>
-      <w:r>
-        <w:t>All five states/buckets, 1835-1845. Pennsylvania's price collapse is the sharpest and most visible move in the window (yield spiking above 15% into its Aug 1842 default). New York's canal bonds show real stress and a full recovery by 1843-45. Ohio dips hard alongside everyone else during the panic but recovers cleanly. Alabama and Indiana both show a sustained, not-fully-recovered elevation that persists through the end of this window.</w:t>
+        <w:t>The widening is driven entirely by Pennsylvania's own yield rising — Philadelphia's yield barely moves at all. The state spikes toward ~20% yield around its own default; Philadelphia stays flat around 5%.</w:t>
       </w:r>
     </w:p>
     <w:p>
@@ -113,7 +329,7 @@
               <a:graphicData uri="http://schemas.openxmlformats.org/drawingml/2006/picture">
                 <pic:pic>
                   <pic:nvPicPr>
-                    <pic:cNvPr id="0" name="chart_panic_window.png"/>
+                    <pic:cNvPr id="0" name="chart_city_vs_state.png"/>
                     <pic:cNvPicPr/>
                   </pic:nvPicPr>
                   <pic:blipFill>
@@ -146,7 +362,7 @@
           <w:color w:val="52514E"/>
           <w:sz w:val="18"/>
         </w:rPr>
-        <w:t>Yield = mean across each state's usable primary bonds per date. YTM (approx.) for Pennsylvania/Ohio/New York; current yield for Alabama/Indiana (no usable maturity data) and for any state during its own active-default period (PA Aug 1842-Feb 1845, Indiana from Jan 1841). Alabama reclassified from "defaulted" to "risky but survived" -- pending advisor confirmation. New York (S-1650) GO bond data begins Jul 1842; pre-1842 NY credit risk is not directly observable in this series.</w:t>
+        <w:t>Philadelphia (city) vs. Pennsylvania (state) yields, 1839-1844.</w:t>
       </w:r>
     </w:p>
     <w:p>
@@ -154,12 +370,15 @@
         <w:pStyle w:val="Heading2"/>
       </w:pPr>
       <w:r>
-        <w:t>b. Policy-Window Persistence, Short/Medium-Term (Apr 1843 onward)</w:t>
+        <w:t>Pittsburgh vs. Pennsylvania</w:t>
       </w:r>
     </w:p>
     <w:p>
+      <w:pPr>
+        <w:pStyle w:val="ListBullet"/>
+      </w:pPr>
       <w:r>
-        <w:t>Pennsylvania shows roughly a 2 percentage-point yield premium over Ohio in the ~20 months of post-signal data it can support (S-2270/S-2330/S-2410 combined). Alabama shows a premium of similar magnitude, also around 2pp, despite not technically defaulting. New York shows no measurable premium over Ohio in the window its GO bond is actually observable. Two caveats on the New York result, stated plainly: (1) New York's GO bond has zero price data before July 1842, so we cannot observe whether it was under stress during the actual 1839-42 trough -- this is a data-coverage gap, not a finding of safety. (2) Even within the window we can observe, New York's GO bond price never drops below par while its canal bonds do -- but the canal bonds carry toll-revenue risk that is distinct from general state creditworthiness, so this residual gap may not speak cleanly to New York's overall credit risk.</w:t>
+        <w:t>A second Pennsylvania city, checked to see if Philadelphia's result replicates: it does, almost exactly — 2.65pp gap (Pennsylvania 8.76%, Pittsburgh 6.11%), essentially identical in size and direction to Philadelphia's own 2.68pp.</w:t>
       </w:r>
     </w:p>
     <w:p>
@@ -175,7 +394,7 @@
               <a:graphicData uri="http://schemas.openxmlformats.org/drawingml/2006/picture">
                 <pic:pic>
                   <pic:nvPicPr>
-                    <pic:cNvPr id="0" name="chart_policy_short_medium.png"/>
+                    <pic:cNvPr id="0" name="chart_pittsburgh_vs_pa.png"/>
                     <pic:cNvPicPr/>
                   </pic:nvPicPr>
                   <pic:blipFill>
@@ -208,7 +427,7 @@
           <w:color w:val="52514E"/>
           <w:sz w:val="18"/>
         </w:rPr>
-        <w:t>Yield = mean across each state's usable primary bonds per date. YTM (approx.) for Pennsylvania/Ohio/New York; current yield for Alabama/Indiana (no usable maturity data) and for any state during its own active-default period (PA Aug 1842-Feb 1845, Indiana from Jan 1841). Lines end where each state's usable data ends -- not a shared cutoff; see per-line labels. Alabama reclassified from "defaulted" to "risky but survived" -- pending advisor confirmation. New York (S-1650) GO bond data begins Jul 1842; pre-1842 NY credit risk is not directly observable in this series.</w:t>
+        <w:t>Pittsburgh (city) vs. Pennsylvania (state) yields.</w:t>
       </w:r>
     </w:p>
     <w:p>
@@ -216,12 +435,23 @@
         <w:pStyle w:val="Heading2"/>
       </w:pPr>
       <w:r>
-        <w:t>c. Policy-Window Persistence, Long-Term (through the 1850s)</w:t>
+        <w:t>Cincinnati vs. Ohio — negative control</w:t>
       </w:r>
     </w:p>
     <w:p>
+      <w:pPr>
+        <w:pStyle w:val="ListBullet"/>
+      </w:pPr>
       <w:r>
-        <w:t>Ohio vs. Alabama only -- the two states with genuine decade-spanning, dense coverage. Pennsylvania, Indiana, and New York do not have comparable long-run data and are excluded from this comparison rather than artificially extended. With Alabama reclassified, this chart no longer tests defaulted vs. safe -- it tests whether a risky-but-survived state's yield converges toward the safe state's over time. Alabama opens near-identical to Ohio right after the signal, widens to a ~2pp premium by 1847-48, then narrows but never fully closes through 1853.</w:t>
+        <w:t>Cincinnati vs. Ohio comes in near-parity: -0.11pp (Ohio 6.25%, Cincinnati 6.36%) — essentially flat.</w:t>
+      </w:r>
+    </w:p>
+    <w:p>
+      <w:pPr>
+        <w:pStyle w:val="ListBullet"/>
+      </w:pPr>
+      <w:r>
+        <w:t>This is NOT a third confirmation of no-spillover — Ohio never defaulted, so there's no state distress for Cincinnati to be insulated from in the first place. It's a baseline contrast: when the state's own credit is fine, its city tracks it with no gap at all. The ~2.6-2.7pp gap only opens up for the two Pennsylvania cities, where the state itself was genuinely under stress.</w:t>
       </w:r>
     </w:p>
     <w:p>
@@ -237,7 +467,7 @@
               <a:graphicData uri="http://schemas.openxmlformats.org/drawingml/2006/picture">
                 <pic:pic>
                   <pic:nvPicPr>
-                    <pic:cNvPr id="0" name="chart_policy_long_term.png"/>
+                    <pic:cNvPr id="0" name="chart_cincinnati_vs_ohio.png"/>
                     <pic:cNvPicPr/>
                   </pic:nvPicPr>
                   <pic:blipFill>
@@ -270,7 +500,7 @@
           <w:color w:val="52514E"/>
           <w:sz w:val="18"/>
         </w:rPr>
-        <w:t>Restricted to Ohio (S-2110/S-2080) and Alabama (S-0030) -- the only two series with genuine decade-long density. Pennsylvania, Indiana, and New York cannot support this window with current data. Alabama reclassified from "defaulted" to "risky but survived" -- pending advisor confirmation.</w:t>
+        <w:t>Cincinnati (city) vs. Ohio (state) yields — negative control (Ohio never defaulted).</w:t>
       </w:r>
     </w:p>
     <w:p>
@@ -278,12 +508,76 @@
         <w:pStyle w:val="Heading2"/>
       </w:pPr>
       <w:r>
-        <w:t>d. Canal/Robustness Comparison -- Indiana Preferred vs. Deferred Tranches</w:t>
+        <w:t>Second Philadelphia bond (C-1260)</w:t>
+      </w:r>
+    </w:p>
+    <w:p>
+      <w:pPr>
+        <w:pStyle w:val="ListBullet"/>
+      </w:pPr>
+      <w:r>
+        <w:t>C-1100 has a 343-day data gap (Feb 1843-Feb 1844) that swallows almost the entire immediate post-signal reaction period. A second Philadelphia city bond, C-1260, has real data exactly where C-1100 doesn't.</w:t>
+      </w:r>
+    </w:p>
+    <w:p>
+      <w:pPr>
+        <w:pStyle w:val="ListBullet"/>
+      </w:pPr>
+      <w:r>
+        <w:t>Two figures reported together, since they trade off precision against coverage: 5.95pp (Philadelphia 5.59% vs. Pennsylvania 11.53%, n=19, Apr-Aug 1843) using the project's standard post-signal window, or 6.28pp (Philadelphia 5.63% vs. Pennsylvania 11.91%, n=24) using the full window that fills the gap (Feb 25-Aug 5 1843).</w:t>
+      </w:r>
+    </w:p>
+    <w:p>
+      <w:pPr>
+        <w:pStyle w:val="ListBullet"/>
+      </w:pPr>
+      <w:r>
+        <w:t>This confirms the state/city gap holds even during the immediate post-signal reaction window, not just before and after it — closing the biggest caveat on the flagship Philadelphia finding.</w:t>
+      </w:r>
+    </w:p>
+    <w:p>
+      <w:pPr>
+        <w:pStyle w:val="Heading2"/>
+      </w:pPr>
+      <w:r>
+        <w:t>Summary</w:t>
       </w:r>
     </w:p>
     <w:p>
       <w:r>
-        <w:t>A secondary comparison using revenue-pledged canal bonds instead of general-obligation bonds -- New York's canal series and Indiana's 1847 Butler Bill restructuring tranches (Ohio's only canal bond has just 2 observations, both from 1825, and is dropped). The standout result is internal to Indiana: the 1847 restructuring split its canal debt into a senior "preferred" tranche and a junior "deferred" tranche. If the market priced that seniority split correctly, preferred should trade well above deferred. It does, by far more than expected -- a 40 percentage-point current-yield gap (17.96% vs. 57.99%), confirmed directly in raw prices (preferred trades at roughly 2-4x the price of deferred throughout), sustained across 146 observations over 27-36 distinct months, not a handful of thin data points. This was independently stress-tested the same way the S-2410 YTM issue was caught -- checked for thin-sample inflation, maturity-truncation contamination, and misapplied yield formulas -- and it survives on all counts. One open question, flagged for you below rather than guessed at: current yield assumes the deferred tranche's coupon was actually paid in cash, which may not hold for a tranche literally named "deferred" -- doesn't affect the price finding, but affects how precisely the yield percentages should be worded.</w:t>
+        <w:rPr>
+          <w:b/>
+        </w:rPr>
+        <w:t>The state gets punished; the city right next to it mostly doesn't — three consistent Pennsylvania-city data points (Philadelphia's C-1100, Philadelphia's C-1260, and Pittsburgh) and one clean negative control (Cincinnati, where the state itself was never under stress).</w:t>
+      </w:r>
+    </w:p>
+    <w:p>
+      <w:pPr>
+        <w:pStyle w:val="Heading1"/>
+      </w:pPr>
+      <w:r>
+        <w:t>Canal / Robustness Comparison</w:t>
+      </w:r>
+    </w:p>
+    <w:p>
+      <w:r>
+        <w:t>A secondary comparison using revenue-pledged canal bonds instead of general-obligation bonds: New York's canal series (S-1750/S-1820/S-1950) and Indiana's 1847 Butler Bill restructuring tranches. Ohio's only canal bond (S-2190) is dropped — 2 observations, both from 1825, no data anywhere in the 1840s-50s study window.</w:t>
+      </w:r>
+    </w:p>
+    <w:p>
+      <w:pPr>
+        <w:pStyle w:val="ListBullet"/>
+      </w:pPr>
+      <w:r>
+        <w:t>Headline number: Indiana's 1847 restructuring split its canal debt into a senior "preferred" tranche and a junior "deferred" tranche. The market priced that seniority split by a 40.04pp current-yield gap (preferred 17.96% vs. deferred 57.99%) — the largest spread in the whole project, confirmed directly in raw prices (preferred trades 2-4x deferred throughout), sustained across 146 observations, not a thin-sample artifact.</w:t>
+      </w:r>
+    </w:p>
+    <w:p>
+      <w:pPr>
+        <w:pStyle w:val="ListBullet"/>
+      </w:pPr>
+      <w:r>
+        <w:t>Two data-integrity catches made along the way, flagged rather than silently patched: S-1750's known 1,666-day gap is rendered as a dotted, non-connecting chart segment, not a straight line implying a climb that never happened; an isolated S-1820 price of 160.00 (genuine in the raw source, almost certainly a transcription error) is excluded from the chart line but kept as-is in the underlying CSV.</w:t>
       </w:r>
     </w:p>
     <w:p>
@@ -332,105 +626,7 @@
           <w:color w:val="52514E"/>
           <w:sz w:val="18"/>
         </w:rPr>
-        <w:t>Left: New York canal bonds (S-1750/S-1820/S-1950), YTM with the standard truncation rules; one known 1,666-day data gap (S-1750) and one likely transcription-error price (S-1820, $160 for one week) are both flagged in the chart rather than silently smoothed over. Right: Indiana's preferred (S-0490+S-0500) vs. deferred (S-0480+S-0506) tranches, current yield (no maturity date in the codebook); one extreme outlier (500% current yield on a $1.00 price) is capped off-chart and labeled. All four Indiana tranches only begin trading in 1850, after the panic and policy windows -- this result speaks to seniority pricing, not the Feb/Apr 1843 signal.</w:t>
-      </w:r>
-    </w:p>
-    <w:p>
-      <w:pPr>
-        <w:pStyle w:val="Heading2"/>
-      </w:pPr>
-      <w:r>
-        <w:t>e. City-vs-State Contagion Results</w:t>
-      </w:r>
-    </w:p>
-    <w:p>
-      <w:r>
-        <w:t>Direct answer to your Jul 30 question: does state default punish the defaulting state's OWN city, distinct from spreading to other states? Philadelphia-vs-Pennsylvania (built previously) shows a clean no-spillover result -- the state/city gap widens from 1.63pp to 2.68pp entirely because Pennsylvania's own yield rose, while Philadelphia's stayed essentially flat. This pass replicated it with a second Pennsylvania city, Pittsburgh, which lands at a near-identical 2.65pp gap -- two independent confirmations, not one. A newly-checked second Philadelphia city bond (C-1260) also fills the one gap in the original comparison: it has real data exactly in the window the original bond (C-1100) is missing, showing a 5.95pp gap (Philadelphia 5.59% vs. Pennsylvania 11.53%, n=19) using the standard post-signal window (Apr 1-Aug 5, 1843), or 6.28pp (Philadelphia 5.63% vs. Pennsylvania 11.91%, n=24) using the full window that fills C-1100's gap (Feb 25-Aug 5, 1843) -- closing the "can't observe the immediate reaction" limitation directly. For contrast: Cincinnati-vs-Ohio and NYC/Brooklyn-vs-New-York (both states that never defaulted) show essentially no city/state gap at all (-0.11pp and -0.19pp) -- the gap only opens up specifically where the state itself was under real stress, which is itself a useful corroborating pattern, not just two isolated numbers.</w:t>
-      </w:r>
-    </w:p>
-    <w:p>
-      <w:r>
-        <w:drawing>
-          <wp:inline xmlns:a="http://schemas.openxmlformats.org/drawingml/2006/main" xmlns:pic="http://schemas.openxmlformats.org/drawingml/2006/picture">
-            <wp:extent cx="5760720" cy="3142211"/>
-            <wp:docPr id="5" name="Picture 5"/>
-            <wp:cNvGraphicFramePr>
-              <a:graphicFrameLocks noChangeAspect="1"/>
-            </wp:cNvGraphicFramePr>
-            <a:graphic>
-              <a:graphicData uri="http://schemas.openxmlformats.org/drawingml/2006/picture">
-                <pic:pic>
-                  <pic:nvPicPr>
-                    <pic:cNvPr id="0" name="chart_cincinnati_vs_ohio.png"/>
-                    <pic:cNvPicPr/>
-                  </pic:nvPicPr>
-                  <pic:blipFill>
-                    <a:blip r:embed="rId13"/>
-                    <a:stretch>
-                      <a:fillRect/>
-                    </a:stretch>
-                  </pic:blipFill>
-                  <pic:spPr>
-                    <a:xfrm>
-                      <a:off x="0" y="0"/>
-                      <a:ext cx="5760720" cy="3142211"/>
-                    </a:xfrm>
-                    <a:prstGeom prst="rect"/>
-                  </pic:spPr>
-                </pic:pic>
-              </a:graphicData>
-            </a:graphic>
-          </wp:inline>
-        </w:drawing>
-      </w:r>
-    </w:p>
-    <w:p>
-      <w:r>
-        <w:drawing>
-          <wp:inline xmlns:a="http://schemas.openxmlformats.org/drawingml/2006/main" xmlns:pic="http://schemas.openxmlformats.org/drawingml/2006/picture">
-            <wp:extent cx="5760720" cy="3142211"/>
-            <wp:docPr id="6" name="Picture 6"/>
-            <wp:cNvGraphicFramePr>
-              <a:graphicFrameLocks noChangeAspect="1"/>
-            </wp:cNvGraphicFramePr>
-            <a:graphic>
-              <a:graphicData uri="http://schemas.openxmlformats.org/drawingml/2006/picture">
-                <pic:pic>
-                  <pic:nvPicPr>
-                    <pic:cNvPr id="0" name="chart_pittsburgh_vs_pa.png"/>
-                    <pic:cNvPicPr/>
-                  </pic:nvPicPr>
-                  <pic:blipFill>
-                    <a:blip r:embed="rId14"/>
-                    <a:stretch>
-                      <a:fillRect/>
-                    </a:stretch>
-                  </pic:blipFill>
-                  <pic:spPr>
-                    <a:xfrm>
-                      <a:off x="0" y="0"/>
-                      <a:ext cx="5760720" cy="3142211"/>
-                    </a:xfrm>
-                    <a:prstGeom prst="rect"/>
-                  </pic:spPr>
-                </pic:pic>
-              </a:graphicData>
-            </a:graphic>
-          </wp:inline>
-        </w:drawing>
-      </w:r>
-    </w:p>
-    <w:p>
-      <w:pPr>
-        <w:jc w:val="left"/>
-      </w:pPr>
-      <w:r>
-        <w:rPr>
-          <w:i/>
-          <w:color w:val="52514E"/>
-          <w:sz w:val="18"/>
-        </w:rPr>
-        <w:t>Pittsburgh (PA) and Cincinnati (OH), current yield, no codebook maturity date for either city bond. Both have thin pre-signal coverage (5 observations each, right before the Feb 1843 cutoff) -- these are post-signal LEVELS comparisons, not pre/post divergence tests. Full detail and the NYC/Brooklyn check (63 candidate codes scanned, none support a pre/post test either) are in output/advisor_contagion_answer.md and output/nyc_brooklyn_check.csv.</w:t>
+        <w:t>Canal/robustness comparison: NY canal bonds and Indiana preferred vs. deferred tranches.</w:t>
       </w:r>
     </w:p>
     <w:p>
@@ -438,17 +634,39 @@
         <w:pStyle w:val="Heading1"/>
       </w:pPr>
       <w:r>
-        <w:t>Headline Takeaway</w:t>
+        <w:t>Anchor Date Upgrade</w:t>
       </w:r>
     </w:p>
     <w:p>
+      <w:pPr>
+        <w:pStyle w:val="ListBullet"/>
+      </w:pPr>
       <w:r>
-        <w:t>The market appears to price a consistent, modest (~2 percentage point) yield penalty for states that actually defaulted -- and Alabama's near-miss shows a premium of similar size despite never technically defaulting, suggesting the market was pricing real distress rather than the formal default event itself. But we don't see a comparable premium for a state whose distress didn't culminate in default (Ohio, which is the safe baseline throughout) or for New York, where the only usable instrument doesn't cover the period that would show it. This is a more precise, if more modest, claim than the original three-tier "graduated risk ladder" framing -- the persistence effect is real but smaller than first thought, and the middle bucket is better evidenced by Alabama than by New York right now.</w:t>
+        <w:t>The Feb 11 1843 no-bailout signal date now rests on a real primary source, not just secondary accounts: UNT's digitized Congressional Globe, Vol. 12, 27th Congress, 3rd session, pages 283-284.</w:t>
       </w:r>
     </w:p>
     <w:p>
+      <w:pPr>
+        <w:pStyle w:val="ListBullet"/>
+      </w:pPr>
       <w:r>
-        <w:t>Two things added this pass sharpen that story further, in different directions. First, the market unambiguously did price seniority correctly within a single state's own restructured debt (Indiana's 40pp preferred/deferred gap) -- direct evidence the market was capable of fine-grained, well-calibrated risk pricing in this era, which strengthens confidence in the more modest ~2pp state-level premium being a real, deliberate market judgment rather than noise. Second, that same default punishment stayed contained to the state level and did not spread down to the defaulting state's own cities -- confirmed twice now (Philadelphia and Pittsburgh, both ~2.6-2.7pp gaps where the state's yield rose and the city's didn't) -- while cities of never-defaulted states show no gap at all. Together: the market drew sharp, consistent lines -- between security tranches within a state, and between a state and its own cities -- rather than pricing risk in a blunt, contagious way.</w:t>
+        <w:t>Content: a genuine House floor debate — "Mississippi State Bonds" — with Gwin (MS), Granger (Whig-NY), and Thompson (MS) disputing state bond authorization and federal responsibility for recognizing the debt.</w:t>
+      </w:r>
+    </w:p>
+    <w:p>
+      <w:pPr>
+        <w:pStyle w:val="ListBullet"/>
+      </w:pPr>
+      <w:r>
+        <w:t>The exact day within the multi-day debate isn't pinned — neither page carries a visible date stamp — but content, participants, and page position (8-9 pages before an already-confirmed Feb 16 1843 page) all line up tightly.</w:t>
+      </w:r>
+    </w:p>
+    <w:p>
+      <w:pPr>
+        <w:pStyle w:val="ListBullet"/>
+      </w:pPr>
+      <w:r>
+        <w:t>Upgrade: from "two secondary sources only" to "secondary sources plus a real, on-topic primary-source read of the right participants and subject in the right tight date window."</w:t>
       </w:r>
     </w:p>
     <w:p>
@@ -456,102 +674,182 @@
         <w:pStyle w:val="Heading1"/>
       </w:pPr>
       <w:r>
-        <w:t>Talking-Points Script</w:t>
+        <w:t>Two Things We Need Your Judgment On</w:t>
       </w:r>
     </w:p>
     <w:p>
+      <w:pPr>
+        <w:pBdr>
+          <w:left w:val="single" w:sz="18" w:space="8" w:color="B8860B"/>
+          <w:right w:val="single" w:sz="18" w:space="8" w:color="B8860B"/>
+          <w:top w:val="single" w:sz="18" w:space="8" w:color="B8860B"/>
+        </w:pBdr>
+        <w:shd w:val="clear" w:color="auto" w:fill="FFF7DB"/>
+        <w:spacing w:before="160" w:after="80"/>
+        <w:ind w:left="280" w:right="280"/>
+      </w:pPr>
       <w:r>
-        <w:t>The following is written to be read aloud directly while screen-sharing this document, walking through the "what's changed," "results," and "takeaway" sections above.</w:t>
+        <w:rPr>
+          <w:b/>
+          <w:sz w:val="24"/>
+        </w:rPr>
+        <w:t>1. Alabama reclassification (Defaulted → Risky but survived)</w:t>
       </w:r>
     </w:p>
     <w:p>
+      <w:pPr>
+        <w:pBdr>
+          <w:left w:val="single" w:sz="18" w:space="8" w:color="B8860B"/>
+          <w:right w:val="single" w:sz="18" w:space="8" w:color="B8860B"/>
+        </w:pBdr>
+        <w:shd w:val="clear" w:color="auto" w:fill="FFF7DB"/>
+        <w:spacing w:before="80" w:after="80"/>
+        <w:ind w:left="280" w:right="280"/>
+      </w:pPr>
       <w:r>
-        <w:t>Since we last talked, I closed out all three open items you flagged, and along the way I found a couple of things that actually change the shape of the results -- so let me walk through those first, then show you where the analysis stands now.</w:t>
+        <w:rPr>
+          <w:b/>
+          <w:i w:val="0"/>
+        </w:rPr>
+        <w:t>What we know:</w:t>
       </w:r>
     </w:p>
     <w:p>
+      <w:pPr>
+        <w:pBdr>
+          <w:left w:val="single" w:sz="18" w:space="8" w:color="B8860B"/>
+          <w:right w:val="single" w:sz="18" w:space="8" w:color="B8860B"/>
+        </w:pBdr>
+        <w:shd w:val="clear" w:color="auto" w:fill="FFF7DB"/>
+        <w:spacing w:before="80" w:after="80"/>
+        <w:ind w:left="280" w:right="280"/>
+      </w:pPr>
       <w:r>
-        <w:t>On the three open items: the before/after framing is now cleanly split into two separate windows -- a panic window around the 1837 shock, and a policy window around the actual no-bailout signal -- and I don't conflate them anywhere anymore. For the no-bailout date itself, I've settled on February 11, 1843, the Gwin/McDuffie assumption debate in Congress, which I'm treating as reinforced by consul Christopher Hughes's statements to European bankers that April through July. I want to flag that both of those rest on secondary sources -- I couldn't get into the Congressional Globe transcript or McGrane's book directly, so if the exact date matters for the writeup we should treat that as still needing a primary-source check.</w:t>
+        <w:t>•  Three independent sources now support it: Wallis's NBER paper explicitly excludes Alabama from the defaulters; two independent lists of 1840s defaulting states both exclude Alabama.</w:t>
       </w:r>
     </w:p>
+    <w:p>
+      <w:pPr>
+        <w:pBdr>
+          <w:left w:val="single" w:sz="18" w:space="8" w:color="B8860B"/>
+          <w:right w:val="single" w:sz="18" w:space="8" w:color="B8860B"/>
+        </w:pBdr>
+        <w:shd w:val="clear" w:color="auto" w:fill="FFF7DB"/>
+        <w:spacing w:before="80" w:after="80"/>
+        <w:ind w:left="280" w:right="280"/>
+      </w:pPr>
+      <w:r>
+        <w:rPr>
+          <w:b/>
+          <w:i w:val="0"/>
+        </w:rPr>
+        <w:t>What we need from you:</w:t>
+      </w:r>
+    </w:p>
+    <w:p>
+      <w:pPr>
+        <w:pBdr>
+          <w:left w:val="single" w:sz="18" w:space="8" w:color="B8860B"/>
+          <w:right w:val="single" w:sz="18" w:space="8" w:color="B8860B"/>
+        </w:pBdr>
+        <w:shd w:val="clear" w:color="auto" w:fill="FFF7DB"/>
+        <w:spacing w:before="80" w:after="80"/>
+        <w:ind w:left="280" w:right="280"/>
+      </w:pPr>
+      <w:r>
+        <w:t>•  A yes/no — or explicit permission to treat this as open in the paper. Not personally confirmed by either of you yet.</w:t>
+      </w:r>
+    </w:p>
+    <w:p>
+      <w:pPr>
+        <w:pBdr>
+          <w:left w:val="single" w:sz="18" w:space="8" w:color="B8860B"/>
+          <w:right w:val="single" w:sz="18" w:space="8" w:color="B8860B"/>
+        </w:pBdr>
+        <w:shd w:val="clear" w:color="auto" w:fill="FFF7DB"/>
+        <w:spacing w:before="80" w:after="80"/>
+        <w:ind w:left="280" w:right="280"/>
+      </w:pPr>
+      <w:r>
+        <w:rPr>
+          <w:b/>
+          <w:sz w:val="24"/>
+        </w:rPr>
+        <w:t>2. Indiana's deferred tranche coupon status</w:t>
+      </w:r>
+    </w:p>
+    <w:p>
+      <w:pPr>
+        <w:pBdr>
+          <w:left w:val="single" w:sz="18" w:space="8" w:color="B8860B"/>
+          <w:right w:val="single" w:sz="18" w:space="8" w:color="B8860B"/>
+        </w:pBdr>
+        <w:shd w:val="clear" w:color="auto" w:fill="FFF7DB"/>
+        <w:spacing w:before="80" w:after="80"/>
+        <w:ind w:left="280" w:right="280"/>
+      </w:pPr>
+      <w:r>
+        <w:rPr>
+          <w:b/>
+          <w:i w:val="0"/>
+        </w:rPr>
+        <w:t>What we know:</w:t>
+      </w:r>
+    </w:p>
+    <w:p>
+      <w:pPr>
+        <w:pBdr>
+          <w:left w:val="single" w:sz="18" w:space="8" w:color="B8860B"/>
+          <w:right w:val="single" w:sz="18" w:space="8" w:color="B8860B"/>
+        </w:pBdr>
+        <w:shd w:val="clear" w:color="auto" w:fill="FFF7DB"/>
+        <w:spacing w:before="80" w:after="80"/>
+        <w:ind w:left="280" w:right="280"/>
+      </w:pPr>
+      <w:r>
+        <w:t>•  Could not determine from available literature whether the deferred tranche stopped paying coupon entirely or just sat lower in priority. Doesn't change the 40.04pp price-based finding — only how precisely it should be worded.</w:t>
+      </w:r>
+    </w:p>
+    <w:p>
+      <w:pPr>
+        <w:pBdr>
+          <w:left w:val="single" w:sz="18" w:space="8" w:color="B8860B"/>
+          <w:right w:val="single" w:sz="18" w:space="8" w:color="B8860B"/>
+        </w:pBdr>
+        <w:shd w:val="clear" w:color="auto" w:fill="FFF7DB"/>
+        <w:spacing w:before="80" w:after="80"/>
+        <w:ind w:left="280" w:right="280"/>
+      </w:pPr>
+      <w:r>
+        <w:rPr>
+          <w:b/>
+          <w:i w:val="0"/>
+        </w:rPr>
+        <w:t>What we need from you:</w:t>
+      </w:r>
+    </w:p>
+    <w:p>
+      <w:pPr>
+        <w:pBdr>
+          <w:left w:val="single" w:sz="18" w:space="8" w:color="B8860B"/>
+          <w:right w:val="single" w:sz="18" w:space="8" w:color="B8860B"/>
+          <w:bottom w:val="single" w:sz="18" w:space="8" w:color="B8860B"/>
+        </w:pBdr>
+        <w:shd w:val="clear" w:color="auto" w:fill="FFF7DB"/>
+        <w:spacing w:before="80" w:after="160"/>
+        <w:ind w:left="280" w:right="280"/>
+      </w:pPr>
+      <w:r>
+        <w:t>•  Any guidance from the literature — or confirmation it's fine to note as unresolved in the paper.</w:t>
+      </w:r>
+    </w:p>
+    <w:p/>
     <w:p>
       <w:r>
         <w:rPr>
           <w:i/>
-          <w:color w:val="52514E"/>
-          <w:sz w:val="20"/>
         </w:rPr>
-        <w:t>[Pause here if Hall wants to push on the date -- he may know a way to access McGrane directly.]</w:t>
-      </w:r>
-    </w:p>
-    <w:p>
-      <w:r>
-        <w:t>On seniority: it turned out the New York bonds I'd originally picked were canal bonds, which carry a real revenue pledge on canal tolls -- that's a different security structure than the general-obligation bonds I was using for the other four states. I found a genuine New York GO bond, maturity-matched to the canal picks, and swapped it in for the primary comparison. I kept the canal bonds as a secondary reference, but they're not doing any work in the main results anymore.</w:t>
-      </w:r>
-    </w:p>
-    <w:p>
-      <w:r>
-        <w:t>Now, the more consequential finding: I caught a real problem in how I was computing yield. I'd been using yield-to-maturity everywhere I had a maturity date, but YTM assumes the bond pays back full face value on schedule -- and that assumption just doesn't hold for a state that's actively in default. I found this because one of Pennsylvania's bonds was showing a 30 percent average yield, which is a huge outlier -- and when I checked, the same price data gives about 9.5 percent under current yield instead. So I built a rule: for any state, during its own active-default period, use current yield instead of YTM, no matter how far that bond is from its own maturity. That fix alone brought Pennsylvania's post-signal premium over Ohio down from about 13 percentage points to about 2 -- which is a much more believable number, but it's also a much smaller effect than the original chart implied.</w:t>
-      </w:r>
-    </w:p>
-    <w:p>
-      <w:r>
-        <w:t>The other big finding: Alabama, which I'd had bucketed as "defaulted" since the very first pass through the codebook, actually didn't default in this episode at all. It raised taxes and liquidated its state bank to keep servicing its debt. So I've moved it into the "risky but survived" bucket alongside New York -- I want your sign-off on that before it's final, since it's been baked into every table and chart up to this point.</w:t>
-      </w:r>
-    </w:p>
-    <w:p>
-      <w:r>
-        <w:t>One more thing worth flagging: Pennsylvania's headline number from our very first pass -- the price falling from about 90 to about 40 by August-September 1842 -- turns out to be panic-window evidence only. The bond behind that number stops having usable data right around the signal date, so it can't actually speak to persistence. I found two other Pennsylvania bonds that do have real post-signal coverage, and those are what's driving the Pennsylvania numbers now.</w:t>
-      </w:r>
-    </w:p>
-    <w:p>
-      <w:r>
-        <w:t>So, walking through the three charts. First, the panic window -- this is the full five-state picture through 1845, and it looks close to what we expected: Pennsylvania's collapse is sharpest, New York's canal bonds dip and recover, Ohio dips with everyone else but comes back, and Alabama and Indiana both stay elevated without a clean recovery.</w:t>
-      </w:r>
-    </w:p>
-    <w:p>
-      <w:r>
-        <w:t>Second, the policy window, short and medium term. This is the one that actually tests the hypothesis. Pennsylvania and Alabama both show about a 2 percentage-point premium over Ohio, similar in size to each other even though only one of them technically defaulted. New York shows essentially no premium in this window -- but I want to be upfront that this comes with two caveats, not one clean finding. New York's GO bond simply has no price data before July 1842, so we can't see whether it was stressed during the actual worst of the crisis -- that's a coverage gap, not evidence of safety. And even in the window we can see, while the GO bond never drops below par, its canal bonds do -- but that could be a toll-revenue-specific risk rather than a statement about New York's general credit.</w:t>
-      </w:r>
-    </w:p>
-    <w:p>
-      <w:r>
-        <w:t>Third, the long-term window through the 1850s -- this only works for Ohio and Alabama, since they're the only two with real decade-spanning data. And here Alabama's premium over Ohio actually widens for a few years after the signal, peaking around 1847-48, then narrows but never fully closes through 1853.</w:t>
-      </w:r>
-    </w:p>
-    <w:p>
-      <w:r>
-        <w:t>So where that leaves us: the market does seem to price a consistent, modest penalty -- somewhere around 2 percentage points -- for states that actually got into real distress, whether or not they technically defaulted. What we don't have yet is a clean middle-bucket story from New York, because the instrument we have for it just doesn't cover the period that would show it. That's a more precise but more modest claim than the three-tier "graduated ladder" framing we started with, and I think that's an honest place to be right now rather than something to paper over.</w:t>
-      </w:r>
-    </w:p>
-    <w:p>
-      <w:r>
-        <w:t>Since we last talked, I also directly answered the contagion question you raised, Hall -- whether state default spreads to the defaulting state's own city. Philadelphia already showed a clean no-spillover result; I replicated that with Pittsburgh, and got almost the identical gap, about 2.65 points versus Philadelphia's 2.68. As a contrast, I checked Cincinnati against Ohio and New York City against New York state -- both states that never defaulted -- and both show essentially no city/state gap at all. So the pattern holds together: the gap only shows up when the state itself was actually under stress, not as a generic city-vs-state thing.</w:t>
-      </w:r>
-    </w:p>
-    <w:p>
-      <w:r>
-        <w:t>The other big piece of new work is the canal-bond comparison I'd deferred a few times. The headline result there is inside Indiana specifically: their 1847 debt restructuring split canal debt into a senior and a junior tranche, and the market priced that split by a full 40 percentage points in current yield -- senior trades at two to four times the price of junior, consistently, across almost three years of data. I stress-tested this the same way I caught the S-2410 problem before trusting it, and it holds up -- it's not a thin-sample artifact. The one thing I couldn't pin down is whether the junior tranche's coupon was actually being paid in cash or was itself suspended by the restructuring -- that's a question for you two rather than something I can resolve by more digging.</w:t>
-      </w:r>
-    </w:p>
-    <w:p>
-      <w:r>
-        <w:rPr>
-          <w:i/>
-          <w:color w:val="52514E"/>
-          <w:sz w:val="20"/>
-        </w:rPr>
-        <w:t>[This is likely the single most striking number in the whole project -- worth giving it room.]</w:t>
-      </w:r>
-    </w:p>
-    <w:p>
-      <w:r>
-        <w:t>Last thing: you'd mentioned, Hall, that Ohio's yield rose during the 1840s, as possible evidence of contagion reaching even a safe state. I checked that at monthly resolution -- it's real, but it's the 1837 panic, not the 1843 signal. The spike bottoms out in March 1842, months before Pennsylvania even defaulted, and Ohio's yields are already coming back down by the time the actual no-bailout signal happens. So it's a good illustration of exactly why I keep the panic window and the policy window separate everywhere in this analysis -- this is a case where that distinction actually changes the interpretation.</w:t>
-      </w:r>
-    </w:p>
-    <w:p>
-      <w:r>
-        <w:t>So, putting it together: that's where I'd like your input most -- a yes or no on the Alabama reclassification, since it's baked into every chart at this point, and a quick read on whether "deferred" meant Indiana's junior tranche stopped getting paid or just got paid less/later, since that's the one open piece of the strongest result in the project. Everything else I think is ready to go into the paper as-is.</w:t>
+        <w:t>Also worth flagging, not requiring approval: Cincinnati and the second Philadelphia bond (C-1260) are the newest, least-reviewed pieces of the analysis.</w:t>
       </w:r>
     </w:p>
     <w:p>
@@ -559,84 +857,76 @@
         <w:pStyle w:val="Heading1"/>
       </w:pPr>
       <w:r>
-        <w:t>Open Items for Next Phase</w:t>
+        <w:t>Proposed Paper Structure</w:t>
       </w:r>
     </w:p>
     <w:p>
       <w:r>
-        <w:t>Split into what's closed and what actually needs your input -- the second list is the real agenda.</w:t>
+        <w:t>If we're ready to start writing — proposed here to confirm or adjust live, not a locked plan.</w:t>
       </w:r>
     </w:p>
     <w:p>
       <w:pPr>
-        <w:pStyle w:val="Heading2"/>
+        <w:pStyle w:val="ListNumber"/>
       </w:pPr>
       <w:r>
-        <w:t>Resolved / closed -- nothing further needed before the paper</w:t>
+        <w:t>Introduction — the research question, tied to the Lustig "Blue Bonds for Europe" framing.</w:t>
       </w:r>
     </w:p>
     <w:p>
       <w:pPr>
-        <w:pStyle w:val="ListBullet"/>
+        <w:pStyle w:val="ListNumber"/>
       </w:pPr>
       <w:r>
-        <w:t>City-vs-state comparisons: Philadelphia, Pittsburgh, Cincinnati, and NYC/Brooklyn are all built and checked for hidden data gaps (not just assumed clean from total-observation counts).</w:t>
+        <w:t>Historical background — 1837 panic, 1840s state defaults, federal refusal to assume debt.</w:t>
       </w:r>
     </w:p>
     <w:p>
       <w:pPr>
-        <w:pStyle w:val="ListBullet"/>
+        <w:pStyle w:val="ListNumber"/>
       </w:pPr>
       <w:r>
-        <w:t>Canal/robustness comparison script is built (New York + Indiana; Ohio dropped, 2 usable observations from 1825), including the Indiana tranche test, which was independently stress-tested and survived.</w:t>
+        <w:t>Data and methodology — EH.net securities prices, three-bucket classification, panic-window vs. policy-window distinction, active-default override rule.</w:t>
       </w:r>
     </w:p>
     <w:p>
       <w:pPr>
-        <w:pStyle w:val="ListBullet"/>
+        <w:pStyle w:val="ListNumber"/>
       </w:pPr>
       <w:r>
-        <w:t>The Ohio yield-rise claim is resolved (real move, wrong window -- 1837 panic, not the 1843 signal).</w:t>
+        <w:t>Main result — does the no-bailout signal show up in state-level yields: PA/Ohio/Alabama/Indiana/NY comparison.</w:t>
       </w:r>
     </w:p>
     <w:p>
       <w:pPr>
-        <w:pStyle w:val="ListBullet"/>
+        <w:pStyle w:val="ListNumber"/>
       </w:pPr>
       <w:r>
-        <w:t>Philadelphia County bonds were checked -- a legitimate but low-priority further data point if ever extended; not pursued this pass since three consistent city comparisons already exist.</w:t>
+        <w:t>City contagion result — does default punish the defaulting state's own city (Philadelphia/Pittsburgh/Cincinnati).</w:t>
       </w:r>
     </w:p>
     <w:p>
       <w:pPr>
-        <w:pStyle w:val="Heading2"/>
+        <w:pStyle w:val="ListNumber"/>
       </w:pPr>
       <w:r>
-        <w:t>Genuinely requires you two -- the actual meeting agenda</w:t>
+        <w:t>Robustness — canal bonds, Indiana tranche split, reproducibility checks.</w:t>
       </w:r>
     </w:p>
     <w:p>
       <w:pPr>
-        <w:pStyle w:val="ListBullet"/>
+        <w:pStyle w:val="ListNumber"/>
       </w:pPr>
       <w:r>
-        <w:t>Alabama reclassification (defaulted -&gt; risky-but-survived) -- still needs a yes/no; this is a judgment call about the historical episode, not something more data analysis can settle.</w:t>
+        <w:t>Discussion — markets doing real credit analysis on separate legal/fiscal entities rather than generic panic; tie back to the EU "blue bonds" parallel.</w:t>
       </w:r>
     </w:p>
     <w:p>
       <w:pPr>
-        <w:pStyle w:val="ListBullet"/>
+        <w:pStyle w:val="ListNumber"/>
       </w:pPr>
       <w:r>
-        <w:t>Indiana's deferred-tranche coupon question -- was interest actually suspended for the junior tranche, or just subordinated-but-paid? Affects how the 40pp/500% yield figures should be worded, not the underlying price finding.</w:t>
-      </w:r>
-    </w:p>
-    <w:p>
-      <w:pPr>
-        <w:pStyle w:val="ListBullet"/>
-      </w:pPr>
-      <w:r>
-        <w:t>Feb 11 1843 anchor date -- not really an advisor question, more a literal to-do: a human (not an automated tool) needs about 2 minutes to clear a CAPTCHA on one of two now-documented free sources before this can be cited as more than secondary-source-corroborated.</w:t>
+        <w:t>Conclusion, limitations — NYC/Brooklyn data insufficiency, bond seniority confound, single-day anchor-date uncertainty.</w:t>
       </w:r>
     </w:p>
     <w:sectPr>
